--- a/submission_ready/longitudinal_tb_dynamics_20260318/01_Title_Page.docx
+++ b/submission_ready/longitudinal_tb_dynamics_20260318/01_Title_Page.docx
@@ -10,7 +10,7 @@
         <w:rPr>
           <w:b/>
         </w:rPr>
-        <w:t>Longitudinal reanalysis of a prospective tuberculosis blood RNA-sequencing cohort suggests follow-up dynamics in coordinated host-response programs</w:t>
+        <w:t>Longitudinal blood RNA-sequencing in a prospective tuberculosis cohort reveals dynamic host-response programs during follow-up</w:t>
       </w:r>
     </w:p>
     <w:p>
